--- a/招生广告.docx
+++ b/招生广告.docx
@@ -27,7 +27,6 @@
           <w:spacing w:val="0"/>
           <w:sz w:val="21"/>
           <w:szCs w:val="21"/>
-          <w:bdr w:val="none" w:color="auto" w:sz="0" w:space="0"/>
           <w:shd w:val="clear" w:fill="FFFFFF"/>
           <w:lang w:val="en-US" w:eastAsia="zh-CN"/>
         </w:rPr>
@@ -42,7 +41,6 @@
           <w:spacing w:val="0"/>
           <w:sz w:val="21"/>
           <w:szCs w:val="21"/>
-          <w:bdr w:val="none" w:color="auto" w:sz="0" w:space="0"/>
           <w:shd w:val="clear" w:fill="FFFFFF"/>
         </w:rPr>
         <w:t>南方科技大学计算机系</w:t>
@@ -57,7 +55,6 @@
           <w:spacing w:val="0"/>
           <w:sz w:val="21"/>
           <w:szCs w:val="21"/>
-          <w:bdr w:val="none" w:color="auto" w:sz="0" w:space="0"/>
           <w:shd w:val="clear" w:fill="FFFFFF"/>
           <w:lang w:val="en-US" w:eastAsia="zh-CN"/>
         </w:rPr>
@@ -73,7 +70,6 @@
           <w:spacing w:val="0"/>
           <w:sz w:val="21"/>
           <w:szCs w:val="21"/>
-          <w:bdr w:val="none" w:color="auto" w:sz="0" w:space="0"/>
           <w:shd w:val="clear" w:fill="FFFFFF"/>
         </w:rPr>
         <w:t>教授课题组诚</w:t>
@@ -88,7 +84,6 @@
           <w:spacing w:val="0"/>
           <w:sz w:val="21"/>
           <w:szCs w:val="21"/>
-          <w:bdr w:val="none" w:color="auto" w:sz="0" w:space="0"/>
           <w:shd w:val="clear" w:fill="FFFFFF"/>
           <w:lang w:val="en-US" w:eastAsia="zh-CN"/>
         </w:rPr>
@@ -99,12 +94,16 @@
       <w:pPr>
         <w:rPr>
           <w:rFonts w:hint="eastAsia"/>
-          <w:lang w:val="en-US" w:eastAsia="zh-CN"/>
-        </w:rPr>
-      </w:pPr>
-      <w:r>
-        <w:rPr>
-          <w:rFonts w:hint="eastAsia"/>
+          <w:b/>
+          <w:bCs/>
+          <w:lang w:val="en-US" w:eastAsia="zh-CN"/>
+        </w:rPr>
+      </w:pPr>
+      <w:r>
+        <w:rPr>
+          <w:rFonts w:hint="eastAsia"/>
+          <w:b/>
+          <w:bCs/>
           <w:lang w:val="en-US" w:eastAsia="zh-CN"/>
         </w:rPr>
         <w:t>导师简介</w:t>
@@ -130,7 +129,7 @@
           <w:rFonts w:hint="eastAsia"/>
           <w:lang w:val="en-US" w:eastAsia="zh-CN"/>
         </w:rPr>
-        <w:t>张煜群教授于美国德克萨斯大学奥斯汀分校电子与计算机工程系获得博士学位，并于2017年作为深圳市引进海外高层次人才加入南方科技大学计算机科学与工程系。张老师的研究方向为软件工程，研究领域包括软件测试，软件安全，基于和面向人工智能的软件工程等。他在软件工程相关领域顶级会议和期刊（包括ICSE, ASE, ISSTA, DAC, TSE, TOSEM, TPDS, TMC等）共发表过数十篇论文，并获得ACM SIGSOFT杰出论文奖（Distinguished Paper Award）一次，提名一次。更多信息请查看导师主页</w:t>
+        <w:t>张煜群教授于美国德克萨斯大学奥斯汀分校电子与计算机工程系获得博士学位，并于2017年作为深圳市引进海外高层次人才加入南方科技大学计算机科学与工程系。张老师的研究方向为软件工程，研究领域包括软件测试，软件安全，基于和面向人工智能的软件工程等。他在软件工程相关领域顶级会议和期刊（包括ICSE, ASE, ISSTA, DAC, TSE, TOSEM, TPDS, TMC等）共发表过数十篇论文，并获得ACM SIGSOFT杰出论文奖（Distinguished Paper Award）一次，提名一次。更多信息请查看导师主页https://zhangyuqun.github.io。</w:t>
       </w:r>
     </w:p>
     <w:p>
@@ -145,20 +144,26 @@
       <w:pPr>
         <w:rPr>
           <w:rFonts w:hint="default"/>
-          <w:lang w:val="en-US" w:eastAsia="zh-CN"/>
-        </w:rPr>
-      </w:pPr>
-    </w:p>
-    <w:p>
-      <w:pPr>
-        <w:rPr>
-          <w:rFonts w:hint="eastAsia"/>
-          <w:lang w:val="en-US" w:eastAsia="zh-CN"/>
-        </w:rPr>
-      </w:pPr>
-      <w:r>
-        <w:rPr>
-          <w:rFonts w:hint="eastAsia"/>
+          <w:b/>
+          <w:bCs/>
+          <w:lang w:val="en-US" w:eastAsia="zh-CN"/>
+        </w:rPr>
+      </w:pPr>
+    </w:p>
+    <w:p>
+      <w:pPr>
+        <w:rPr>
+          <w:rFonts w:hint="eastAsia"/>
+          <w:b/>
+          <w:bCs/>
+          <w:lang w:val="en-US" w:eastAsia="zh-CN"/>
+        </w:rPr>
+      </w:pPr>
+      <w:r>
+        <w:rPr>
+          <w:rFonts w:hint="eastAsia"/>
+          <w:b/>
+          <w:bCs/>
           <w:lang w:val="en-US" w:eastAsia="zh-CN"/>
         </w:rPr>
         <w:t>博士项目介绍</w:t>
@@ -184,269 +189,346 @@
           <w:rFonts w:hint="eastAsia"/>
           <w:lang w:val="en-US" w:eastAsia="zh-CN"/>
         </w:rPr>
-        <w:t>南科大计算机系博士项目主要采用和全球多所知名高校包括香港科技大学、香港理工大学、香港浸会大学、华威大学、伯明翰大学、昆士兰大学等联合培养的方式。联合培养项目实行双校培养，双导师指导。基本学制为四年（2+2培养或3+1培养），授予对方学校学位和南方科技大学学习证明。就读期间学校将提供丰厚的奖学金资助。申请人可以依据自身实力和目标选择相关联培学校项目进行申请，具体申请操作信息请查看</w:t>
-      </w:r>
-    </w:p>
-    <w:p>
-      <w:pPr>
-        <w:rPr>
-          <w:rFonts w:hint="eastAsia"/>
-          <w:lang w:val="en-US" w:eastAsia="zh-CN"/>
-        </w:rPr>
-      </w:pPr>
-    </w:p>
-    <w:p>
-      <w:pPr>
-        <w:rPr>
-          <w:rFonts w:hint="eastAsia"/>
-          <w:lang w:val="en-US" w:eastAsia="zh-CN"/>
-        </w:rPr>
-      </w:pPr>
-      <w:r>
-        <w:rPr>
-          <w:rFonts w:hint="eastAsia"/>
-          <w:lang w:val="en-US" w:eastAsia="zh-CN"/>
-        </w:rPr>
-        <w:t>发展机遇</w:t>
-      </w:r>
-    </w:p>
-    <w:p>
-      <w:pPr>
-        <w:numPr>
-          <w:ilvl w:val="0"/>
-          <w:numId w:val="1"/>
-        </w:numPr>
-        <w:rPr>
-          <w:rFonts w:hint="eastAsia"/>
-          <w:lang w:val="en-US" w:eastAsia="zh-CN"/>
-        </w:rPr>
-      </w:pPr>
-      <w:r>
-        <w:rPr>
-          <w:rFonts w:hint="eastAsia"/>
-          <w:lang w:val="en-US" w:eastAsia="zh-CN"/>
-        </w:rPr>
-        <w:t>课题组除联合培养合作学校外，还和美国伊利诺伊大学香槟分校，德克萨斯大学奥斯汀分校，普渡大学，香港大学等全球计算机顶尖高校保持长期密切合作关系，学生在读期间有机会进行和这些学校课题组的密切合作。</w:t>
-      </w:r>
-    </w:p>
-    <w:p>
-      <w:pPr>
-        <w:numPr>
-          <w:ilvl w:val="0"/>
-          <w:numId w:val="1"/>
-        </w:numPr>
-        <w:rPr>
-          <w:rFonts w:hint="default"/>
-          <w:lang w:val="en-US" w:eastAsia="zh-CN"/>
-        </w:rPr>
-      </w:pPr>
-      <w:r>
-        <w:rPr>
-          <w:rFonts w:hint="eastAsia"/>
-          <w:lang w:val="en-US" w:eastAsia="zh-CN"/>
-        </w:rPr>
-        <w:t>课题组致力于面向实际应用价值的研究，和腾讯，阿里巴巴，快手等国内知名企业保持密切合作关系。课题组鼓励学生前往合作企业进行学术成果落地相关的实习工作。</w:t>
-      </w:r>
-    </w:p>
-    <w:p>
-      <w:pPr>
-        <w:numPr>
-          <w:ilvl w:val="0"/>
-          <w:numId w:val="1"/>
-        </w:numPr>
-        <w:rPr>
-          <w:rFonts w:hint="default"/>
-          <w:lang w:val="en-US" w:eastAsia="zh-CN"/>
-        </w:rPr>
-      </w:pPr>
-      <w:r>
-        <w:rPr>
-          <w:rFonts w:hint="eastAsia"/>
-          <w:lang w:val="en-US" w:eastAsia="zh-CN"/>
-        </w:rPr>
-        <w:t>课题组鼓励和支持学生积极参与国内外学术会议和行业会议，开拓视野。</w:t>
-      </w:r>
-    </w:p>
-    <w:p>
-      <w:pPr>
-        <w:numPr>
-          <w:ilvl w:val="0"/>
-          <w:numId w:val="1"/>
-        </w:numPr>
-        <w:rPr>
-          <w:rFonts w:hint="default"/>
-          <w:lang w:val="en-US" w:eastAsia="zh-CN"/>
-        </w:rPr>
-      </w:pPr>
-      <w:r>
-        <w:rPr>
-          <w:rFonts w:hint="eastAsia"/>
-          <w:lang w:val="en-US" w:eastAsia="zh-CN"/>
-        </w:rPr>
-        <w:t>课题组为学生提供职业发展指导和规划，为学生后续就业和职业发展提供支持。</w:t>
-      </w:r>
-    </w:p>
-    <w:p>
-      <w:pPr>
-        <w:numPr>
-          <w:numId w:val="0"/>
-        </w:numPr>
-        <w:rPr>
-          <w:rFonts w:hint="eastAsia"/>
-          <w:lang w:val="en-US" w:eastAsia="zh-CN"/>
-        </w:rPr>
-      </w:pPr>
-    </w:p>
-    <w:p>
-      <w:pPr>
-        <w:numPr>
-          <w:numId w:val="0"/>
-        </w:numPr>
-        <w:rPr>
-          <w:rFonts w:hint="default"/>
-          <w:lang w:val="en-US" w:eastAsia="zh-CN"/>
-        </w:rPr>
-      </w:pPr>
-    </w:p>
-    <w:p>
-      <w:pPr>
-        <w:rPr>
-          <w:rFonts w:hint="eastAsia"/>
-          <w:lang w:val="en-US" w:eastAsia="zh-CN"/>
-        </w:rPr>
-      </w:pPr>
-      <w:r>
-        <w:rPr>
-          <w:rFonts w:hint="eastAsia"/>
-          <w:lang w:val="en-US" w:eastAsia="zh-CN"/>
-        </w:rPr>
-        <w:t>招生要求</w:t>
-      </w:r>
-    </w:p>
-    <w:p>
-      <w:pPr>
-        <w:numPr>
-          <w:ilvl w:val="0"/>
-          <w:numId w:val="2"/>
-        </w:numPr>
-        <w:rPr>
-          <w:rFonts w:hint="eastAsia"/>
-          <w:lang w:val="en-US" w:eastAsia="zh-CN"/>
-        </w:rPr>
-      </w:pPr>
-      <w:r>
-        <w:rPr>
-          <w:rFonts w:hint="eastAsia"/>
-          <w:lang w:val="en-US" w:eastAsia="zh-CN"/>
-        </w:rPr>
-        <w:t>已毕业或者即将毕业的优秀硕士生或本科生。</w:t>
-      </w:r>
-    </w:p>
-    <w:p>
-      <w:pPr>
-        <w:numPr>
-          <w:ilvl w:val="0"/>
-          <w:numId w:val="2"/>
-        </w:numPr>
-        <w:rPr>
-          <w:rFonts w:hint="eastAsia"/>
-          <w:lang w:val="en-US" w:eastAsia="zh-CN"/>
-        </w:rPr>
-      </w:pPr>
-      <w:r>
-        <w:rPr>
-          <w:rFonts w:hint="eastAsia"/>
-          <w:lang w:val="en-US" w:eastAsia="zh-CN"/>
-        </w:rPr>
-        <w:t>勤奋敬业，具有较强的或潜在的科学研究能力。</w:t>
-      </w:r>
-    </w:p>
-    <w:p>
-      <w:pPr>
-        <w:numPr>
-          <w:ilvl w:val="0"/>
-          <w:numId w:val="2"/>
-        </w:numPr>
-        <w:rPr>
-          <w:rFonts w:hint="default"/>
-          <w:lang w:val="en-US" w:eastAsia="zh-CN"/>
-        </w:rPr>
-      </w:pPr>
-      <w:r>
-        <w:rPr>
-          <w:rFonts w:hint="eastAsia"/>
-          <w:lang w:val="en-US" w:eastAsia="zh-CN"/>
-        </w:rPr>
-        <w:t>具备以下专业特长者优先考虑：软件工程，机器学习，自然语言处理。</w:t>
-      </w:r>
-    </w:p>
-    <w:p>
-      <w:pPr>
-        <w:numPr>
-          <w:ilvl w:val="0"/>
-          <w:numId w:val="2"/>
-        </w:numPr>
-        <w:rPr>
-          <w:rFonts w:hint="default"/>
-          <w:lang w:val="en-US" w:eastAsia="zh-CN"/>
-        </w:rPr>
-      </w:pPr>
-      <w:r>
-        <w:rPr>
-          <w:rFonts w:hint="eastAsia"/>
-          <w:lang w:val="en-US" w:eastAsia="zh-CN"/>
-        </w:rPr>
-        <w:t>在相关领域发表过学术论文者或英文表达和写作能力突出者优先考虑。</w:t>
-      </w:r>
-    </w:p>
-    <w:p>
-      <w:pPr>
-        <w:numPr>
-          <w:numId w:val="0"/>
-        </w:numPr>
-        <w:rPr>
-          <w:rFonts w:hint="eastAsia"/>
-          <w:lang w:val="en-US" w:eastAsia="zh-CN"/>
-        </w:rPr>
-      </w:pPr>
-    </w:p>
-    <w:p>
-      <w:pPr>
-        <w:numPr>
-          <w:numId w:val="0"/>
-        </w:numPr>
-        <w:rPr>
-          <w:rFonts w:hint="eastAsia"/>
-          <w:lang w:val="en-US" w:eastAsia="zh-CN"/>
-        </w:rPr>
-      </w:pPr>
-      <w:r>
-        <w:rPr>
-          <w:rFonts w:hint="eastAsia"/>
-          <w:lang w:val="en-US" w:eastAsia="zh-CN"/>
-        </w:rPr>
-        <w:t>联系方式</w:t>
-      </w:r>
-    </w:p>
-    <w:p>
-      <w:pPr>
-        <w:numPr>
-          <w:numId w:val="0"/>
-        </w:numPr>
-        <w:rPr>
-          <w:rFonts w:hint="default"/>
-          <w:lang w:val="en-US" w:eastAsia="zh-CN"/>
-        </w:rPr>
-      </w:pPr>
-      <w:r>
-        <w:rPr>
-          <w:rFonts w:hint="eastAsia"/>
-          <w:lang w:val="en-US" w:eastAsia="zh-CN"/>
-        </w:rPr>
-        <w:t>欢迎有意者发送邮件至zhangyq@sustech.edu.cn</w:t>
+        <w:t>南科大计算机系博士项目主要采用和全球多所知名高校包括香港科技大学、香港理工大学、香港浸会大学、华威大学、伯明翰大学、昆士兰大学等联合培养的方式。联合培养项目实行双校培养，双导师指导。基本学制为四年（2+2培养或3+1培养），授予对方学校学位和南方科技大学学习证明。就读期间学校将提供丰厚的奖学金资助。申请人可以依据自身实力和目标选择相关联培学校项目进行申请，具体申请操作信息请查看https://gs.sustech.edu.cn/boshijiangwailianpei202/1983。</w:t>
       </w:r>
       <w:bookmarkStart w:id="0" w:name="_GoBack"/>
       <w:bookmarkEnd w:id="0"/>
+    </w:p>
+    <w:p>
+      <w:pPr>
+        <w:rPr>
+          <w:rFonts w:hint="eastAsia"/>
+          <w:b/>
+          <w:bCs/>
+          <w:lang w:val="en-US" w:eastAsia="zh-CN"/>
+        </w:rPr>
+      </w:pPr>
+    </w:p>
+    <w:p>
+      <w:pPr>
+        <w:rPr>
+          <w:rFonts w:hint="eastAsia"/>
+          <w:b/>
+          <w:bCs/>
+          <w:lang w:val="en-US" w:eastAsia="zh-CN"/>
+        </w:rPr>
+      </w:pPr>
+    </w:p>
+    <w:p>
+      <w:pPr>
+        <w:rPr>
+          <w:rFonts w:hint="eastAsia"/>
+          <w:b/>
+          <w:bCs/>
+          <w:lang w:val="en-US" w:eastAsia="zh-CN"/>
+        </w:rPr>
+      </w:pPr>
+      <w:r>
+        <w:rPr>
+          <w:rFonts w:hint="eastAsia"/>
+          <w:b/>
+          <w:bCs/>
+          <w:lang w:val="en-US" w:eastAsia="zh-CN"/>
+        </w:rPr>
+        <w:t>发展机遇</w:t>
+      </w:r>
+    </w:p>
+    <w:p>
+      <w:pPr>
+        <w:rPr>
+          <w:rFonts w:hint="eastAsia"/>
+          <w:b/>
+          <w:bCs/>
+          <w:lang w:val="en-US" w:eastAsia="zh-CN"/>
+        </w:rPr>
+      </w:pPr>
+    </w:p>
+    <w:p>
+      <w:pPr>
+        <w:numPr>
+          <w:ilvl w:val="0"/>
+          <w:numId w:val="1"/>
+        </w:numPr>
+        <w:rPr>
+          <w:rFonts w:hint="eastAsia"/>
+          <w:lang w:val="en-US" w:eastAsia="zh-CN"/>
+        </w:rPr>
+      </w:pPr>
+      <w:r>
+        <w:rPr>
+          <w:rFonts w:hint="eastAsia"/>
+          <w:lang w:val="en-US" w:eastAsia="zh-CN"/>
+        </w:rPr>
+        <w:t>课题组除联合培养合作学校外，还和美国伊利诺伊大学香槟分校，德克萨斯大学奥斯汀分校，普渡大学，香港大学等全球计算机顶尖高校保持长期密切合作关系，学生在读期间有机会进行和这些学校课题组的密切合作。</w:t>
+      </w:r>
+    </w:p>
+    <w:p>
+      <w:pPr>
+        <w:numPr>
+          <w:ilvl w:val="0"/>
+          <w:numId w:val="1"/>
+        </w:numPr>
+        <w:rPr>
+          <w:rFonts w:hint="default"/>
+          <w:lang w:val="en-US" w:eastAsia="zh-CN"/>
+        </w:rPr>
+      </w:pPr>
+      <w:r>
+        <w:rPr>
+          <w:rFonts w:hint="eastAsia"/>
+          <w:lang w:val="en-US" w:eastAsia="zh-CN"/>
+        </w:rPr>
+        <w:t>课题组致力于面向实际应用价值的研究，和腾讯，阿里巴巴，快手等国内知名企业保持密切合作关系。课题组鼓励学生前往合作企业进行学术成果落地相关的实习工作。</w:t>
+      </w:r>
+    </w:p>
+    <w:p>
+      <w:pPr>
+        <w:numPr>
+          <w:ilvl w:val="0"/>
+          <w:numId w:val="1"/>
+        </w:numPr>
+        <w:rPr>
+          <w:rFonts w:hint="default"/>
+          <w:lang w:val="en-US" w:eastAsia="zh-CN"/>
+        </w:rPr>
+      </w:pPr>
+      <w:r>
+        <w:rPr>
+          <w:rFonts w:hint="eastAsia"/>
+          <w:lang w:val="en-US" w:eastAsia="zh-CN"/>
+        </w:rPr>
+        <w:t>课题组鼓励和支持学生积极参与国内外学术会议和行业会议，开拓视野。</w:t>
+      </w:r>
+    </w:p>
+    <w:p>
+      <w:pPr>
+        <w:numPr>
+          <w:ilvl w:val="0"/>
+          <w:numId w:val="1"/>
+        </w:numPr>
+        <w:rPr>
+          <w:rFonts w:hint="default"/>
+          <w:lang w:val="en-US" w:eastAsia="zh-CN"/>
+        </w:rPr>
+      </w:pPr>
+      <w:r>
+        <w:rPr>
+          <w:rFonts w:hint="eastAsia"/>
+          <w:lang w:val="en-US" w:eastAsia="zh-CN"/>
+        </w:rPr>
+        <w:t>课题组为学生提供职业发展指导和规划，为学生后续就业和职业发展提供支持。</w:t>
+      </w:r>
+    </w:p>
+    <w:p>
+      <w:pPr>
+        <w:numPr>
+          <w:ilvl w:val="0"/>
+          <w:numId w:val="0"/>
+        </w:numPr>
+        <w:rPr>
+          <w:rFonts w:hint="eastAsia"/>
+          <w:lang w:val="en-US" w:eastAsia="zh-CN"/>
+        </w:rPr>
+      </w:pPr>
+    </w:p>
+    <w:p>
+      <w:pPr>
+        <w:numPr>
+          <w:ilvl w:val="0"/>
+          <w:numId w:val="0"/>
+        </w:numPr>
+        <w:rPr>
+          <w:rFonts w:hint="default"/>
+          <w:b/>
+          <w:bCs/>
+          <w:lang w:val="en-US" w:eastAsia="zh-CN"/>
+        </w:rPr>
+      </w:pPr>
+    </w:p>
+    <w:p>
+      <w:pPr>
+        <w:rPr>
+          <w:rFonts w:hint="eastAsia"/>
+          <w:b/>
+          <w:bCs/>
+          <w:lang w:val="en-US" w:eastAsia="zh-CN"/>
+        </w:rPr>
+      </w:pPr>
+      <w:r>
+        <w:rPr>
+          <w:rFonts w:hint="eastAsia"/>
+          <w:b/>
+          <w:bCs/>
+          <w:lang w:val="en-US" w:eastAsia="zh-CN"/>
+        </w:rPr>
+        <w:t>招生要求</w:t>
+      </w:r>
+    </w:p>
+    <w:p>
+      <w:pPr>
+        <w:rPr>
+          <w:rFonts w:hint="eastAsia"/>
+          <w:b/>
+          <w:bCs/>
+          <w:lang w:val="en-US" w:eastAsia="zh-CN"/>
+        </w:rPr>
+      </w:pPr>
+    </w:p>
+    <w:p>
+      <w:pPr>
+        <w:numPr>
+          <w:ilvl w:val="0"/>
+          <w:numId w:val="2"/>
+        </w:numPr>
+        <w:rPr>
+          <w:rFonts w:hint="eastAsia"/>
+          <w:lang w:val="en-US" w:eastAsia="zh-CN"/>
+        </w:rPr>
+      </w:pPr>
+      <w:r>
+        <w:rPr>
+          <w:rFonts w:hint="eastAsia"/>
+          <w:lang w:val="en-US" w:eastAsia="zh-CN"/>
+        </w:rPr>
+        <w:t>已毕业或者即将毕业的优秀硕士生或本科生。</w:t>
+      </w:r>
+    </w:p>
+    <w:p>
+      <w:pPr>
+        <w:numPr>
+          <w:ilvl w:val="0"/>
+          <w:numId w:val="2"/>
+        </w:numPr>
+        <w:rPr>
+          <w:rFonts w:hint="eastAsia"/>
+          <w:lang w:val="en-US" w:eastAsia="zh-CN"/>
+        </w:rPr>
+      </w:pPr>
+      <w:r>
+        <w:rPr>
+          <w:rFonts w:hint="eastAsia"/>
+          <w:lang w:val="en-US" w:eastAsia="zh-CN"/>
+        </w:rPr>
+        <w:t>勤奋敬业，具有较强的或潜在的科学研究能力。</w:t>
+      </w:r>
+    </w:p>
+    <w:p>
+      <w:pPr>
+        <w:numPr>
+          <w:ilvl w:val="0"/>
+          <w:numId w:val="2"/>
+        </w:numPr>
+        <w:rPr>
+          <w:rFonts w:hint="default"/>
+          <w:lang w:val="en-US" w:eastAsia="zh-CN"/>
+        </w:rPr>
+      </w:pPr>
+      <w:r>
+        <w:rPr>
+          <w:rFonts w:hint="eastAsia"/>
+          <w:lang w:val="en-US" w:eastAsia="zh-CN"/>
+        </w:rPr>
+        <w:t>具备以下专业特长者优先考虑：软件工程，机器学习，自然语言处理。</w:t>
+      </w:r>
+    </w:p>
+    <w:p>
+      <w:pPr>
+        <w:numPr>
+          <w:ilvl w:val="0"/>
+          <w:numId w:val="2"/>
+        </w:numPr>
+        <w:rPr>
+          <w:rFonts w:hint="default"/>
+          <w:lang w:val="en-US" w:eastAsia="zh-CN"/>
+        </w:rPr>
+      </w:pPr>
+      <w:r>
+        <w:rPr>
+          <w:rFonts w:hint="eastAsia"/>
+          <w:lang w:val="en-US" w:eastAsia="zh-CN"/>
+        </w:rPr>
+        <w:t>在相关领域发表过学术论文者或英文表达和写作能力突出者优先考虑。</w:t>
+      </w:r>
+    </w:p>
+    <w:p>
+      <w:pPr>
+        <w:numPr>
+          <w:ilvl w:val="0"/>
+          <w:numId w:val="0"/>
+        </w:numPr>
+        <w:rPr>
+          <w:rFonts w:hint="eastAsia"/>
+          <w:lang w:val="en-US" w:eastAsia="zh-CN"/>
+        </w:rPr>
+      </w:pPr>
+    </w:p>
+    <w:p>
+      <w:pPr>
+        <w:numPr>
+          <w:ilvl w:val="0"/>
+          <w:numId w:val="0"/>
+        </w:numPr>
+        <w:rPr>
+          <w:rFonts w:hint="eastAsia"/>
+          <w:lang w:val="en-US" w:eastAsia="zh-CN"/>
+        </w:rPr>
+      </w:pPr>
+    </w:p>
+    <w:p>
+      <w:pPr>
+        <w:numPr>
+          <w:ilvl w:val="0"/>
+          <w:numId w:val="0"/>
+        </w:numPr>
+        <w:rPr>
+          <w:rFonts w:hint="eastAsia"/>
+          <w:b/>
+          <w:bCs/>
+          <w:lang w:val="en-US" w:eastAsia="zh-CN"/>
+        </w:rPr>
+      </w:pPr>
+      <w:r>
+        <w:rPr>
+          <w:rFonts w:hint="eastAsia"/>
+          <w:b/>
+          <w:bCs/>
+          <w:lang w:val="en-US" w:eastAsia="zh-CN"/>
+        </w:rPr>
+        <w:t>联系方式</w:t>
+      </w:r>
+    </w:p>
+    <w:p>
+      <w:pPr>
+        <w:numPr>
+          <w:ilvl w:val="0"/>
+          <w:numId w:val="0"/>
+        </w:numPr>
+        <w:rPr>
+          <w:rFonts w:hint="eastAsia"/>
+          <w:b/>
+          <w:bCs/>
+          <w:lang w:val="en-US" w:eastAsia="zh-CN"/>
+        </w:rPr>
+      </w:pPr>
+    </w:p>
+    <w:p>
+      <w:pPr>
+        <w:numPr>
+          <w:ilvl w:val="0"/>
+          <w:numId w:val="0"/>
+        </w:numPr>
+        <w:rPr>
+          <w:rFonts w:hint="default"/>
+          <w:lang w:val="en-US" w:eastAsia="zh-CN"/>
+        </w:rPr>
+      </w:pPr>
+      <w:r>
+        <w:rPr>
+          <w:rFonts w:hint="eastAsia"/>
+          <w:lang w:val="en-US" w:eastAsia="zh-CN"/>
+        </w:rPr>
+        <w:t>欢迎有意者发送邮件至zhangyq@sustech.edu.cn</w:t>
+      </w:r>
     </w:p>
     <w:p>
       <w:pPr>
@@ -577,7 +659,7 @@
     <w:lsdException w:qFormat="1" w:unhideWhenUsed="0" w:uiPriority="0" w:semiHidden="0" w:name="Title"/>
     <w:lsdException w:unhideWhenUsed="0" w:uiPriority="0" w:semiHidden="0" w:name="Closing"/>
     <w:lsdException w:unhideWhenUsed="0" w:uiPriority="0" w:semiHidden="0" w:name="Signature"/>
-    <w:lsdException w:unhideWhenUsed="0" w:uiPriority="0" w:name="Default Paragraph Font"/>
+    <w:lsdException w:qFormat="1" w:unhideWhenUsed="0" w:uiPriority="0" w:name="Default Paragraph Font"/>
     <w:lsdException w:unhideWhenUsed="0" w:uiPriority="0" w:semiHidden="0" w:name="Body Text"/>
     <w:lsdException w:unhideWhenUsed="0" w:uiPriority="0" w:semiHidden="0" w:name="Body Text Indent"/>
     <w:lsdException w:unhideWhenUsed="0" w:uiPriority="0" w:semiHidden="0" w:name="List Continue"/>
@@ -792,6 +874,7 @@
   <w:style w:type="character" w:default="1" w:styleId="3">
     <w:name w:val="Default Paragraph Font"/>
     <w:semiHidden/>
+    <w:qFormat/>
     <w:uiPriority w:val="0"/>
   </w:style>
   <w:style w:type="table" w:default="1" w:styleId="4">
